--- a/Scripts/estudio/plantillas/plantilla_guia.docx
+++ b/Scripts/estudio/plantillas/plantilla_guia.docx
@@ -383,7 +383,10 @@
       </w:r>
     </w:p>
     <w:sectPr>
-      <w:pgMar w:left="1247" w:right="1247" w:top="1134" w:bottom="1134"/>
+      <w:headerReference w:type="default" r:id="rIdHdr1"/>
+      <w:footerReference w:type="default" r:id="rIdFtr1"/>
+      <w:pgSz w:w="11906" w:h="16838"/>
+      <w:pgMar w:left="720" w:right="1701" w:top="720" w:bottom="720" w:header="397" w:footer="397" w:gutter="0"/>
     </w:sectPr>
   </w:body>
 </w:document>
@@ -393,6 +396,49 @@
 <w:comments xmlns:w="http://schemas.openxmlformats.org/wordprocessingml/2006/main" xmlns:m="http://schemas.openxmlformats.org/officeDocument/2006/math" xmlns:r="http://schemas.openxmlformats.org/officeDocument/2006/relationships" xmlns:o="urn:schemas-microsoft-com:office:office" xmlns:v="urn:schemas-microsoft-com:vml" xmlns:w10="urn:schemas-microsoft-com:office:word" xmlns:a="http://schemas.openxmlformats.org/drawingml/2006/main" xmlns:pic="http://schemas.openxmlformats.org/drawingml/2006/picture" xmlns:wp="http://schemas.openxmlformats.org/drawingml/2006/wordprocessingDrawing"/>
 </file>
 
+<file path=word/footer1.xml><?xml version="1.0" encoding="utf-8"?>
+<w:ftr xmlns:w="http://schemas.openxmlformats.org/wordprocessingml/2006/main" xmlns:r="http://schemas.openxmlformats.org/officeDocument/2006/relationships">
+  <w:p>
+    <w:pPr>
+      <w:pStyle w:val="PieGuia"/>
+    </w:pPr>
+    <w:r>
+      <w:fldChar w:fldCharType="begin"/>
+    </w:r>
+    <w:r>
+      <w:instrText xml:space="preserve"> PAGE </w:instrText>
+    </w:r>
+    <w:r>
+      <w:fldChar w:fldCharType="separate"/>
+    </w:r>
+    <w:r>
+      <w:t>1</w:t>
+    </w:r>
+    <w:r>
+      <w:fldChar w:fldCharType="end"/>
+    </w:r>
+    <w:r>
+      <w:t xml:space="preserve"> / </w:t>
+    </w:r>
+    <w:r>
+      <w:fldChar w:fldCharType="begin"/>
+    </w:r>
+    <w:r>
+      <w:instrText xml:space="preserve"> NUMPAGES </w:instrText>
+    </w:r>
+    <w:r>
+      <w:fldChar w:fldCharType="separate"/>
+    </w:r>
+    <w:r>
+      <w:t>1</w:t>
+    </w:r>
+    <w:r>
+      <w:fldChar w:fldCharType="end"/>
+    </w:r>
+  </w:p>
+</w:ftr>
+</file>
+
 <file path=word/footnotes.xml><?xml version="1.0" encoding="utf-8"?>
 <w:footnotes xmlns:w="http://schemas.openxmlformats.org/wordprocessingml/2006/main" xmlns:m="http://schemas.openxmlformats.org/officeDocument/2006/math" xmlns:r="http://schemas.openxmlformats.org/officeDocument/2006/relationships" xmlns:o="urn:schemas-microsoft-com:office:office" xmlns:v="urn:schemas-microsoft-com:vml" xmlns:w10="urn:schemas-microsoft-com:office:word" xmlns:a="http://schemas.openxmlformats.org/drawingml/2006/main" xmlns:pic="http://schemas.openxmlformats.org/drawingml/2006/picture" xmlns:wp="http://schemas.openxmlformats.org/drawingml/2006/wordprocessingDrawing">
   <w:footnote w:type="continuationSeparator" w:id="0">
@@ -429,6 +475,19 @@
     </w:p>
   </w:footnote>
 </w:footnotes>
+</file>
+
+<file path=word/header1.xml><?xml version="1.0" encoding="utf-8"?>
+<w:hdr xmlns:w="http://schemas.openxmlformats.org/wordprocessingml/2006/main" xmlns:r="http://schemas.openxmlformats.org/officeDocument/2006/relationships">
+  <w:p>
+    <w:pPr>
+      <w:pStyle w:val="EncabezadoGuia"/>
+    </w:pPr>
+    <w:r>
+      <w:t xml:space="preserve">TITULO_GUIA</w:t>
+    </w:r>
+  </w:p>
+</w:hdr>
 </file>
 
 <file path=word/numbering.xml><?xml version="1.0" encoding="utf-8"?>
@@ -565,6 +624,7 @@
     <w:qFormat/>
     <w:pPr>
       <w:spacing w:after="120" w:line="276" w:lineRule="auto"/>
+      <w:jc w:val="both"/>
     </w:pPr>
     <w:rPr>
       <w:rFonts w:ascii="Calibri" w:hAnsi="Calibri"/>
@@ -622,7 +682,7 @@
       <w:keepNext/>
       <w:keepLines/>
       <w:spacing w:before="200" w:after="80"/>
-      <w:jc w:val="center"/>
+      <w:jc w:val="left"/>
     </w:pPr>
     <w:rPr>
       <w:rFonts w:asciiTheme="majorHAnsi" w:eastAsiaTheme="majorEastAsia" w:hAnsiTheme="majorHAnsi" w:cstheme="majorBidi" w:ascii="Calibri" w:hAnsi="Calibri"/>
@@ -642,7 +702,7 @@
       <w:keepNext/>
       <w:keepLines/>
       <w:spacing w:before="240" w:after="240"/>
-      <w:jc w:val="center"/>
+      <w:jc w:val="left"/>
     </w:pPr>
     <w:rPr>
       <w:sz w:val="30"/>
@@ -656,7 +716,7 @@
     <w:pPr>
       <w:keepNext/>
       <w:keepLines/>
-      <w:jc w:val="center"/>
+      <w:jc w:val="left"/>
     </w:pPr>
   </w:style>
   <w:style w:type="paragraph" w:styleId="Date">
@@ -666,7 +726,7 @@
     <w:pPr>
       <w:keepNext/>
       <w:keepLines/>
-      <w:jc w:val="center"/>
+      <w:jc w:val="left"/>
     </w:pPr>
   </w:style>
   <w:style w:type="paragraph" w:customStyle="1" w:styleId="AbstractTitle">
@@ -677,8 +737,8 @@
     <w:pPr>
       <w:keepNext/>
       <w:keepLines/>
-      <w:jc w:val="center"/>
       <w:spacing w:before="300" w:after="0"/>
+      <w:jc w:val="left"/>
     </w:pPr>
     <w:rPr>
       <w:sz w:val="20"/>
@@ -721,6 +781,7 @@
       <w:keepNext/>
       <w:keepLines/>
       <w:spacing w:before="280" w:after="80"/>
+      <w:jc w:val="left"/>
       <w:outlineLvl w:val="0"/>
     </w:pPr>
     <w:rPr>
@@ -743,6 +804,7 @@
       <w:keepNext/>
       <w:keepLines/>
       <w:spacing w:before="280" w:after="80"/>
+      <w:jc w:val="left"/>
       <w:outlineLvl w:val="1"/>
     </w:pPr>
     <w:rPr>
@@ -765,6 +827,7 @@
       <w:keepNext/>
       <w:keepLines/>
       <w:spacing w:before="200" w:after="80"/>
+      <w:jc w:val="left"/>
       <w:outlineLvl w:val="2"/>
     </w:pPr>
     <w:rPr>
@@ -787,6 +850,7 @@
       <w:keepNext/>
       <w:keepLines/>
       <w:spacing w:before="200" w:after="80"/>
+      <w:jc w:val="left"/>
       <w:outlineLvl w:val="3"/>
     </w:pPr>
     <w:rPr>
@@ -810,6 +874,7 @@
       <w:keepNext/>
       <w:keepLines/>
       <w:spacing w:before="200" w:after="0"/>
+      <w:jc w:val="left"/>
       <w:outlineLvl w:val="4"/>
     </w:pPr>
     <w:rPr>
@@ -831,6 +896,7 @@
       <w:keepNext/>
       <w:keepLines/>
       <w:spacing w:before="200" w:after="0"/>
+      <w:jc w:val="left"/>
       <w:outlineLvl w:val="5"/>
     </w:pPr>
     <w:rPr>
@@ -851,6 +917,7 @@
       <w:keepNext/>
       <w:keepLines/>
       <w:spacing w:before="200" w:after="0"/>
+      <w:jc w:val="left"/>
       <w:outlineLvl w:val="6"/>
     </w:pPr>
     <w:rPr>
@@ -871,6 +938,7 @@
       <w:keepNext/>
       <w:keepLines/>
       <w:spacing w:before="200" w:after="0"/>
+      <w:jc w:val="left"/>
       <w:outlineLvl w:val="7"/>
     </w:pPr>
     <w:rPr>
@@ -891,6 +959,7 @@
       <w:keepNext/>
       <w:keepLines/>
       <w:spacing w:before="200" w:after="0"/>
+      <w:jc w:val="left"/>
       <w:outlineLvl w:val="8"/>
     </w:pPr>
     <w:rPr>
@@ -908,6 +977,9 @@
     <w:unhideWhenUsed/>
     <w:qFormat/>
     <w:pPr>
+      <w:pBdr>
+        <w:left w:val="single" w:sz="12" w:space="8" w:color="C9D1D9"/>
+      </w:pBdr>
       <w:spacing w:before="100" w:after="100"/>
       <w:ind w:firstLine="0" w:left="454" w:right="480"/>
     </w:pPr>
@@ -984,6 +1056,7 @@
     <w:link w:val="BodyTextChar"/>
     <w:pPr>
       <w:spacing w:before="0" w:after="120"/>
+      <w:jc w:val="left"/>
     </w:pPr>
     <w:rPr>
       <w:i/>
@@ -996,6 +1069,7 @@
     <w:basedOn w:val="Caption"/>
     <w:pPr>
       <w:keepNext/>
+      <w:jc w:val="left"/>
     </w:pPr>
     <w:rPr>
       <w:color w:val="5D6B78"/>
@@ -1005,6 +1079,9 @@
   <w:style w:type="paragraph" w:customStyle="1" w:styleId="ImageCaption">
     <w:name w:val="Image Caption"/>
     <w:basedOn w:val="Caption"/>
+    <w:pPr>
+      <w:jc w:val="left"/>
+    </w:pPr>
     <w:rPr>
       <w:color w:val="5D6B78"/>
       <w:sz w:val="18"/>
@@ -1013,12 +1090,16 @@
   <w:style w:type="paragraph" w:customStyle="1" w:styleId="Figure">
     <w:name w:val="Figure"/>
     <w:basedOn w:val="Normal"/>
+    <w:pPr>
+      <w:jc w:val="center"/>
+    </w:pPr>
   </w:style>
   <w:style w:type="paragraph" w:customStyle="1" w:styleId="CaptionedFigure">
     <w:name w:val="Captioned Figure"/>
     <w:basedOn w:val="Figure"/>
     <w:pPr>
       <w:keepNext/>
+      <w:jc w:val="center"/>
     </w:pPr>
   </w:style>
   <w:style w:type="character" w:customStyle="1" w:styleId="BodyTextChar">
@@ -1061,6 +1142,7 @@
     <w:qFormat/>
     <w:pPr>
       <w:spacing w:before="240" w:line="259" w:lineRule="auto"/>
+      <w:jc w:val="left"/>
       <w:outlineLvl w:val="9"/>
     </w:pPr>
     <w:rPr>
@@ -1068,6 +1150,187 @@
       <w:b w:val="0"/>
       <w:bCs w:val="0"/>
       <w:color w:val="365F91" w:themeColor="accent1" w:themeShade="BF"/>
+    </w:rPr>
+  </w:style>
+  <w:style w:type="paragraph" w:customStyle="1" w:styleId="RecuadroIdea">
+    <w:name w:val="Recuadro Idea"/>
+    <w:basedOn w:val="BodyText"/>
+    <w:uiPriority w:val="10"/>
+    <w:qFormat/>
+    <w:pPr>
+      <w:pBdr>
+        <w:top w:val="single" w:sz="4" w:space="4" w:color="EAF2FC"/>
+        <w:left w:val="single" w:sz="24" w:space="8" w:color="2F6DB5"/>
+        <w:bottom w:val="single" w:sz="4" w:space="4" w:color="EAF2FC"/>
+        <w:right w:val="single" w:sz="4" w:space="8" w:color="EAF2FC"/>
+      </w:pBdr>
+      <w:shd w:val="clear" w:color="auto" w:fill="EAF2FC"/>
+      <w:spacing w:before="40" w:after="40" w:line="264" w:lineRule="auto"/>
+      <w:ind w:left="227" w:right="227"/>
+    </w:pPr>
+    <w:rPr>
+      <w:color w:val="14202B"/>
+      <w:sz w:val="21"/>
+      <w:szCs w:val="21"/>
+    </w:rPr>
+  </w:style>
+  <w:style w:type="paragraph" w:customStyle="1" w:styleId="RecuadroClave">
+    <w:name w:val="Recuadro Clave"/>
+    <w:basedOn w:val="BodyText"/>
+    <w:uiPriority w:val="10"/>
+    <w:qFormat/>
+    <w:pPr>
+      <w:pBdr>
+        <w:top w:val="single" w:sz="4" w:space="4" w:color="FFF6DC"/>
+        <w:left w:val="single" w:sz="24" w:space="8" w:color="D9A21B"/>
+        <w:bottom w:val="single" w:sz="4" w:space="4" w:color="FFF6DC"/>
+        <w:right w:val="single" w:sz="4" w:space="8" w:color="FFF6DC"/>
+      </w:pBdr>
+      <w:shd w:val="clear" w:color="auto" w:fill="FFF6DC"/>
+      <w:spacing w:before="40" w:after="40" w:line="264" w:lineRule="auto"/>
+      <w:ind w:left="227" w:right="227"/>
+    </w:pPr>
+    <w:rPr>
+      <w:color w:val="14202B"/>
+      <w:sz w:val="21"/>
+      <w:szCs w:val="21"/>
+    </w:rPr>
+  </w:style>
+  <w:style w:type="paragraph" w:customStyle="1" w:styleId="RecuadroParcial">
+    <w:name w:val="Recuadro Parcial"/>
+    <w:basedOn w:val="BodyText"/>
+    <w:uiPriority w:val="10"/>
+    <w:qFormat/>
+    <w:pPr>
+      <w:pBdr>
+        <w:top w:val="single" w:sz="4" w:space="4" w:color="E8F5EC"/>
+        <w:left w:val="single" w:sz="24" w:space="8" w:color="2E8B57"/>
+        <w:bottom w:val="single" w:sz="4" w:space="4" w:color="E8F5EC"/>
+        <w:right w:val="single" w:sz="4" w:space="8" w:color="E8F5EC"/>
+      </w:pBdr>
+      <w:shd w:val="clear" w:color="auto" w:fill="E8F5EC"/>
+      <w:spacing w:before="40" w:after="40" w:line="264" w:lineRule="auto"/>
+      <w:ind w:left="227" w:right="227"/>
+    </w:pPr>
+    <w:rPr>
+      <w:color w:val="14202B"/>
+      <w:sz w:val="21"/>
+      <w:szCs w:val="21"/>
+    </w:rPr>
+  </w:style>
+  <w:style w:type="paragraph" w:customStyle="1" w:styleId="RecuadroEsqueleto">
+    <w:name w:val="Recuadro Esqueleto"/>
+    <w:basedOn w:val="BodyText"/>
+    <w:uiPriority w:val="10"/>
+    <w:qFormat/>
+    <w:pPr>
+      <w:pBdr>
+        <w:top w:val="single" w:sz="4" w:space="4" w:color="E3F2F1"/>
+        <w:left w:val="single" w:sz="24" w:space="8" w:color="0F6B66"/>
+        <w:bottom w:val="single" w:sz="4" w:space="4" w:color="E3F2F1"/>
+        <w:right w:val="single" w:sz="4" w:space="8" w:color="E3F2F1"/>
+      </w:pBdr>
+      <w:shd w:val="clear" w:color="auto" w:fill="E3F2F1"/>
+      <w:spacing w:before="40" w:after="40" w:line="264" w:lineRule="auto"/>
+      <w:ind w:left="227" w:right="227"/>
+    </w:pPr>
+    <w:rPr>
+      <w:color w:val="14202B"/>
+      <w:sz w:val="21"/>
+      <w:szCs w:val="21"/>
+    </w:rPr>
+  </w:style>
+  <w:style w:type="paragraph" w:customStyle="1" w:styleId="RecuadroAtencion">
+    <w:name w:val="Recuadro Atencion"/>
+    <w:basedOn w:val="BodyText"/>
+    <w:uiPriority w:val="10"/>
+    <w:qFormat/>
+    <w:pPr>
+      <w:pBdr>
+        <w:top w:val="single" w:sz="4" w:space="4" w:color="FDECEA"/>
+        <w:left w:val="single" w:sz="24" w:space="8" w:color="C0392B"/>
+        <w:bottom w:val="single" w:sz="4" w:space="4" w:color="FDECEA"/>
+        <w:right w:val="single" w:sz="4" w:space="8" w:color="FDECEA"/>
+      </w:pBdr>
+      <w:shd w:val="clear" w:color="auto" w:fill="FDECEA"/>
+      <w:spacing w:before="40" w:after="40" w:line="264" w:lineRule="auto"/>
+      <w:ind w:left="227" w:right="227"/>
+    </w:pPr>
+    <w:rPr>
+      <w:color w:val="14202B"/>
+      <w:sz w:val="21"/>
+      <w:szCs w:val="21"/>
+    </w:rPr>
+  </w:style>
+  <w:style w:type="paragraph" w:customStyle="1" w:styleId="RecuadroComplemento">
+    <w:name w:val="Recuadro Complemento"/>
+    <w:basedOn w:val="BodyText"/>
+    <w:uiPriority w:val="10"/>
+    <w:qFormat/>
+    <w:pPr>
+      <w:pBdr>
+        <w:top w:val="single" w:sz="4" w:space="4" w:color="F2F4F6"/>
+        <w:left w:val="single" w:sz="24" w:space="8" w:color="8A96A3"/>
+        <w:bottom w:val="single" w:sz="4" w:space="4" w:color="F2F4F6"/>
+        <w:right w:val="single" w:sz="4" w:space="8" w:color="F2F4F6"/>
+      </w:pBdr>
+      <w:shd w:val="clear" w:color="auto" w:fill="F2F4F6"/>
+      <w:spacing w:before="40" w:after="40" w:line="264" w:lineRule="auto"/>
+      <w:ind w:left="227" w:right="227"/>
+    </w:pPr>
+    <w:rPr>
+      <w:color w:val="3D4A57"/>
+      <w:sz w:val="21"/>
+      <w:szCs w:val="21"/>
+    </w:rPr>
+  </w:style>
+  <w:style w:type="paragraph" w:customStyle="1" w:styleId="RecuadroFuente">
+    <w:name w:val="Recuadro Fuente"/>
+    <w:basedOn w:val="BodyText"/>
+    <w:uiPriority w:val="10"/>
+    <w:qFormat/>
+    <w:pPr>
+      <w:pBdr>
+        <w:top w:val="single" w:sz="4" w:space="4" w:color="F7F8FA"/>
+        <w:left w:val="single" w:sz="24" w:space="8" w:color="C9D1D9"/>
+        <w:bottom w:val="single" w:sz="4" w:space="4" w:color="F7F8FA"/>
+        <w:right w:val="single" w:sz="4" w:space="8" w:color="F7F8FA"/>
+      </w:pBdr>
+      <w:shd w:val="clear" w:color="auto" w:fill="F7F8FA"/>
+      <w:spacing w:before="40" w:after="40" w:line="264" w:lineRule="auto"/>
+      <w:ind w:left="227" w:right="227"/>
+    </w:pPr>
+    <w:rPr>
+      <w:color w:val="3D4A57"/>
+      <w:sz w:val="19"/>
+      <w:szCs w:val="19"/>
+    </w:rPr>
+  </w:style>
+  <w:style w:type="paragraph" w:customStyle="1" w:styleId="EncabezadoGuia">
+    <w:name w:val="Encabezado guia"/>
+    <w:basedOn w:val="Normal"/>
+    <w:pPr>
+      <w:pBdr>
+        <w:bottom w:val="single" w:sz="4" w:space="2" w:color="C9D1D9"/>
+      </w:pBdr>
+      <w:jc w:val="right"/>
+      <w:spacing w:after="0"/>
+    </w:pPr>
+    <w:rPr>
+      <w:color w:val="5D6B78"/>
+      <w:sz w:val="17"/>
+    </w:rPr>
+  </w:style>
+  <w:style w:type="paragraph" w:customStyle="1" w:styleId="PieGuia">
+    <w:name w:val="Pie guia"/>
+    <w:basedOn w:val="Normal"/>
+    <w:pPr>
+      <w:jc w:val="center"/>
+      <w:spacing w:after="0"/>
+    </w:pPr>
+    <w:rPr>
+      <w:color w:val="5D6B78"/>
+      <w:sz w:val="17"/>
     </w:rPr>
   </w:style>
 </w:styles>
